--- a/templates/FULL REPORT/NORMAL IR US TEV/swg-panel.docx
+++ b/templates/FULL REPORT/NORMAL IR US TEV/swg-panel.docx
@@ -1105,31 +1105,7 @@
                 <w:kern w:val="0"/>
                 <w14:ligatures w14:val="none"/>
               </w:rPr>
-              <w:object w:dxaOrig="225" w:dyaOrig="225" w14:anchorId="4612448E">
-                <v:shapetype id="_x0000_t75" coordsize="21600,21600" o:spt="75" o:preferrelative="t" path="m@4@5l@4@11@9@11@9@5xe" filled="f" stroked="f">
-                  <v:stroke joinstyle="miter"/>
-                  <v:formulas>
-                    <v:f eqn="if lineDrawn pixelLineWidth 0"/>
-                    <v:f eqn="sum @0 1 0"/>
-                    <v:f eqn="sum 0 0 @1"/>
-                    <v:f eqn="prod @2 1 2"/>
-                    <v:f eqn="prod @3 21600 pixelWidth"/>
-                    <v:f eqn="prod @3 21600 pixelHeight"/>
-                    <v:f eqn="sum @0 0 1"/>
-                    <v:f eqn="prod @6 1 2"/>
-                    <v:f eqn="prod @7 21600 pixelWidth"/>
-                    <v:f eqn="sum @8 21600 0"/>
-                    <v:f eqn="prod @7 21600 pixelHeight"/>
-                    <v:f eqn="sum @10 21600 0"/>
-                  </v:formulas>
-                  <v:path o:extrusionok="f" gradientshapeok="t" o:connecttype="rect"/>
-                  <o:lock v:ext="edit" aspectratio="t"/>
-                </v:shapetype>
-                <v:shape id="_x0000_i1027" type="#_x0000_t75" style="width:238.05pt;height:147.65pt" o:ole="">
-                  <v:imagedata r:id="rId7" o:title="" croptop="1206f" cropbottom="3617f" cropleft="781f" cropright="781f"/>
-                </v:shape>
-                <w:control r:id="rId8" w:name="CIRViewer1211111131211" w:shapeid="_x0000_i1027"/>
-              </w:object>
+              <w:t>{{ ir.image }}</w:t>
             </w:r>
           </w:p>
         </w:tc>
@@ -1201,87 +1177,24 @@
                 <w:rFonts w:ascii="Calibri" w:eastAsia="Calibri" w:hAnsi="Calibri" w:cs="Calibri"/>
                 <w:noProof/>
               </w:rPr>
-              <mc:AlternateContent>
-                <mc:Choice Requires="wps">
-                  <w:drawing>
-                    <wp:anchor distT="0" distB="0" distL="114300" distR="114300" simplePos="0" relativeHeight="251659264" behindDoc="0" locked="0" layoutInCell="1" allowOverlap="1" wp14:anchorId="6C1DB093" wp14:editId="4A0BD669">
-                      <wp:simplePos x="0" y="0"/>
-                      <wp:positionH relativeFrom="column">
-                        <wp:posOffset>1750060</wp:posOffset>
-                      </wp:positionH>
-                      <wp:positionV relativeFrom="paragraph">
-                        <wp:posOffset>-692785</wp:posOffset>
-                      </wp:positionV>
-                      <wp:extent cx="485140" cy="344805"/>
-                      <wp:effectExtent l="0" t="0" r="10160" b="17145"/>
-                      <wp:wrapNone/>
-                      <wp:docPr id="1154606686" name="Rectangle 13"/>
-                      <wp:cNvGraphicFramePr/>
-                      <a:graphic xmlns:a="http://schemas.openxmlformats.org/drawingml/2006/main">
-                        <a:graphicData uri="http://schemas.microsoft.com/office/word/2010/wordprocessingShape">
-                          <wps:wsp>
-                            <wps:cNvSpPr/>
-                            <wps:spPr>
-                              <a:xfrm>
-                                <a:off x="0" y="0"/>
-                                <a:ext cx="485140" cy="344805"/>
-                              </a:xfrm>
-                              <a:prstGeom prst="rect">
-                                <a:avLst/>
-                              </a:prstGeom>
-                              <a:noFill/>
-                              <a:ln w="25400" cap="flat" cmpd="sng" algn="ctr">
-                                <a:solidFill>
-                                  <a:srgbClr val="FFFF00"/>
-                                </a:solidFill>
-                                <a:prstDash val="solid"/>
-                              </a:ln>
-                              <a:effectLst/>
-                            </wps:spPr>
-                            <wps:bodyPr rot="0" spcFirstLastPara="0" vertOverflow="overflow" horzOverflow="overflow" vert="horz" wrap="square" lIns="91440" tIns="45720" rIns="91440" bIns="45720" numCol="1" spcCol="0" rtlCol="0" fromWordArt="0" anchor="ctr" anchorCtr="0" forceAA="0" compatLnSpc="1">
-                              <a:prstTxWarp prst="textNoShape">
-                                <a:avLst/>
-                              </a:prstTxWarp>
-                              <a:noAutofit/>
-                            </wps:bodyPr>
-                          </wps:wsp>
-                        </a:graphicData>
-                      </a:graphic>
-                      <wp14:sizeRelH relativeFrom="margin">
-                        <wp14:pctWidth>0</wp14:pctWidth>
-                      </wp14:sizeRelH>
-                      <wp14:sizeRelV relativeFrom="margin">
-                        <wp14:pctHeight>0</wp14:pctHeight>
-                      </wp14:sizeRelV>
-                    </wp:anchor>
-                  </w:drawing>
-                </mc:Choice>
-                <mc:Fallback>
-                  <w:pict>
-                    <v:rect w14:anchorId="3A39E2C9" id="Rectangle 13" o:spid="_x0000_s1026" style="position:absolute;margin-left:137.8pt;margin-top:-54.55pt;width:38.2pt;height:27.15pt;z-index:251659264;visibility:visible;mso-wrap-style:square;mso-width-percent:0;mso-height-percent:0;mso-wrap-distance-left:9pt;mso-wrap-distance-top:0;mso-wrap-distance-right:9pt;mso-wrap-distance-bottom:0;mso-position-horizontal:absolute;mso-position-horizontal-relative:text;mso-position-vertical:absolute;mso-position-vertical-relative:text;mso-width-percent:0;mso-height-percent:0;mso-width-relative:margin;mso-height-relative:margin;v-text-anchor:middle" o:gfxdata="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" filled="f" strokecolor="yellow" strokeweight="2pt"/>
-                  </w:pict>
-                </mc:Fallback>
-              </mc:AlternateContent>
-            </w:r>
-            <w:r>
-              <w:rPr>
-                <w:rFonts w:ascii="Calibri" w:eastAsia="Calibri" w:hAnsi="Calibri" w:cs="Calibri"/>
-              </w:rPr>
-              <w:t xml:space="preserve">{{ </w:t>
+              <w:t>{{ visual.image }}</w:t>
+            </w:r>
+            <w:r>
+              <w:rPr>
+                <w:rFonts w:ascii="Calibri" w:eastAsia="Calibri" w:hAnsi="Calibri" w:cs="Calibri"/>
+              </w:rPr>
             </w:r>
             <w:proofErr w:type="spellStart"/>
             <w:r>
               <w:rPr>
                 <w:rFonts w:ascii="Calibri" w:eastAsia="Calibri" w:hAnsi="Calibri" w:cs="Calibri"/>
               </w:rPr>
-              <w:t>visual.image</w:t>
             </w:r>
             <w:proofErr w:type="spellEnd"/>
             <w:r>
               <w:rPr>
                 <w:rFonts w:ascii="Calibri" w:eastAsia="Calibri" w:hAnsi="Calibri" w:cs="Calibri"/>
               </w:rPr>
-              <w:t xml:space="preserve"> }}</w:t>
             </w:r>
           </w:p>
         </w:tc>
@@ -1600,39 +1513,35 @@
                 <w:sz w:val="20"/>
                 <w:szCs w:val="18"/>
               </w:rPr>
-              <w:fldChar w:fldCharType="begin"/>
-            </w:r>
-            <w:r>
-              <w:rPr>
-                <w:rFonts w:ascii="Calibri" w:eastAsia="Calibri" w:hAnsi="Calibri" w:cs="Calibri"/>
-                <w:sz w:val="20"/>
-                <w:szCs w:val="18"/>
-              </w:rPr>
-              <w:instrText xml:space="preserve">DOCVARIABLE _Fd13003475 \* MERGEFORMAT </w:instrText>
-            </w:r>
-            <w:r>
-              <w:rPr>
-                <w:rFonts w:ascii="Calibri" w:eastAsia="Calibri" w:hAnsi="Calibri" w:cs="Calibri"/>
-                <w:sz w:val="20"/>
-                <w:szCs w:val="18"/>
-              </w:rPr>
-              <w:fldChar w:fldCharType="separate"/>
-            </w:r>
-            <w:r>
-              <w:rPr>
-                <w:rFonts w:ascii="Calibri" w:eastAsia="Calibri" w:hAnsi="Calibri" w:cs="Calibri"/>
-                <w:sz w:val="20"/>
-                <w:szCs w:val="18"/>
-              </w:rPr>
-              <w:t xml:space="preserve">46.5 °C </w:t>
-            </w:r>
-            <w:r>
-              <w:rPr>
-                <w:rFonts w:ascii="Calibri" w:eastAsia="Calibri" w:hAnsi="Calibri" w:cs="Calibri"/>
-                <w:sz w:val="20"/>
-                <w:szCs w:val="18"/>
-              </w:rPr>
-              <w:fldChar w:fldCharType="end"/>
+              <w:t>{{ ir.sp1 }}</w:t>
+            </w:r>
+            <w:r>
+              <w:rPr>
+                <w:rFonts w:ascii="Calibri" w:eastAsia="Calibri" w:hAnsi="Calibri" w:cs="Calibri"/>
+                <w:sz w:val="20"/>
+                <w:szCs w:val="18"/>
+              </w:rPr>
+            </w:r>
+            <w:r>
+              <w:rPr>
+                <w:rFonts w:ascii="Calibri" w:eastAsia="Calibri" w:hAnsi="Calibri" w:cs="Calibri"/>
+                <w:sz w:val="20"/>
+                <w:szCs w:val="18"/>
+              </w:rPr>
+            </w:r>
+            <w:r>
+              <w:rPr>
+                <w:rFonts w:ascii="Calibri" w:eastAsia="Calibri" w:hAnsi="Calibri" w:cs="Calibri"/>
+                <w:sz w:val="20"/>
+                <w:szCs w:val="18"/>
+              </w:rPr>
+            </w:r>
+            <w:r>
+              <w:rPr>
+                <w:rFonts w:ascii="Calibri" w:eastAsia="Calibri" w:hAnsi="Calibri" w:cs="Calibri"/>
+                <w:sz w:val="20"/>
+                <w:szCs w:val="18"/>
+              </w:rPr>
             </w:r>
           </w:p>
         </w:tc>
@@ -1793,39 +1702,35 @@
                 <w:sz w:val="20"/>
                 <w:szCs w:val="18"/>
               </w:rPr>
-              <w:fldChar w:fldCharType="begin"/>
-            </w:r>
-            <w:r>
-              <w:rPr>
-                <w:rFonts w:ascii="Calibri" w:eastAsia="Calibri" w:hAnsi="Calibri" w:cs="Calibri"/>
-                <w:sz w:val="20"/>
-                <w:szCs w:val="18"/>
-              </w:rPr>
-              <w:instrText xml:space="preserve">DOCVARIABLE _Fd1174308756 \* MERGEFORMAT </w:instrText>
-            </w:r>
-            <w:r>
-              <w:rPr>
-                <w:rFonts w:ascii="Calibri" w:eastAsia="Calibri" w:hAnsi="Calibri" w:cs="Calibri"/>
-                <w:sz w:val="20"/>
-                <w:szCs w:val="18"/>
-              </w:rPr>
-              <w:fldChar w:fldCharType="separate"/>
-            </w:r>
-            <w:r>
-              <w:rPr>
-                <w:rFonts w:ascii="Calibri" w:eastAsia="Calibri" w:hAnsi="Calibri" w:cs="Calibri"/>
-                <w:sz w:val="20"/>
-                <w:szCs w:val="18"/>
-              </w:rPr>
-              <w:t xml:space="preserve">45.0 °C </w:t>
-            </w:r>
-            <w:r>
-              <w:rPr>
-                <w:rFonts w:ascii="Calibri" w:eastAsia="Calibri" w:hAnsi="Calibri" w:cs="Calibri"/>
-                <w:sz w:val="20"/>
-                <w:szCs w:val="18"/>
-              </w:rPr>
-              <w:fldChar w:fldCharType="end"/>
+              <w:t>{{ ir.sp2 }}</w:t>
+            </w:r>
+            <w:r>
+              <w:rPr>
+                <w:rFonts w:ascii="Calibri" w:eastAsia="Calibri" w:hAnsi="Calibri" w:cs="Calibri"/>
+                <w:sz w:val="20"/>
+                <w:szCs w:val="18"/>
+              </w:rPr>
+            </w:r>
+            <w:r>
+              <w:rPr>
+                <w:rFonts w:ascii="Calibri" w:eastAsia="Calibri" w:hAnsi="Calibri" w:cs="Calibri"/>
+                <w:sz w:val="20"/>
+                <w:szCs w:val="18"/>
+              </w:rPr>
+            </w:r>
+            <w:r>
+              <w:rPr>
+                <w:rFonts w:ascii="Calibri" w:eastAsia="Calibri" w:hAnsi="Calibri" w:cs="Calibri"/>
+                <w:sz w:val="20"/>
+                <w:szCs w:val="18"/>
+              </w:rPr>
+            </w:r>
+            <w:r>
+              <w:rPr>
+                <w:rFonts w:ascii="Calibri" w:eastAsia="Calibri" w:hAnsi="Calibri" w:cs="Calibri"/>
+                <w:sz w:val="20"/>
+                <w:szCs w:val="18"/>
+              </w:rPr>
             </w:r>
           </w:p>
         </w:tc>
@@ -2008,39 +1913,35 @@
                 <w:sz w:val="20"/>
                 <w:szCs w:val="18"/>
               </w:rPr>
-              <w:fldChar w:fldCharType="begin"/>
-            </w:r>
-            <w:r>
-              <w:rPr>
-                <w:rFonts w:ascii="Calibri" w:eastAsia="Calibri" w:hAnsi="Calibri" w:cs="Calibri"/>
-                <w:sz w:val="20"/>
-                <w:szCs w:val="18"/>
-              </w:rPr>
-              <w:instrText xml:space="preserve">DOCVARIABLE _Fd970438004 \* MERGEFORMAT </w:instrText>
-            </w:r>
-            <w:r>
-              <w:rPr>
-                <w:rFonts w:ascii="Calibri" w:eastAsia="Calibri" w:hAnsi="Calibri" w:cs="Calibri"/>
-                <w:sz w:val="20"/>
-                <w:szCs w:val="18"/>
-              </w:rPr>
-              <w:fldChar w:fldCharType="separate"/>
-            </w:r>
-            <w:r>
-              <w:rPr>
-                <w:rFonts w:ascii="Calibri" w:eastAsia="Calibri" w:hAnsi="Calibri" w:cs="Calibri"/>
-                <w:sz w:val="20"/>
-                <w:szCs w:val="18"/>
-              </w:rPr>
-              <w:t xml:space="preserve">45.9 °C </w:t>
-            </w:r>
-            <w:r>
-              <w:rPr>
-                <w:rFonts w:ascii="Calibri" w:eastAsia="Calibri" w:hAnsi="Calibri" w:cs="Calibri"/>
-                <w:sz w:val="20"/>
-                <w:szCs w:val="18"/>
-              </w:rPr>
-              <w:fldChar w:fldCharType="end"/>
+              <w:t>{{ ir.ar1 or ir.reading }}</w:t>
+            </w:r>
+            <w:r>
+              <w:rPr>
+                <w:rFonts w:ascii="Calibri" w:eastAsia="Calibri" w:hAnsi="Calibri" w:cs="Calibri"/>
+                <w:sz w:val="20"/>
+                <w:szCs w:val="18"/>
+              </w:rPr>
+            </w:r>
+            <w:r>
+              <w:rPr>
+                <w:rFonts w:ascii="Calibri" w:eastAsia="Calibri" w:hAnsi="Calibri" w:cs="Calibri"/>
+                <w:sz w:val="20"/>
+                <w:szCs w:val="18"/>
+              </w:rPr>
+            </w:r>
+            <w:r>
+              <w:rPr>
+                <w:rFonts w:ascii="Calibri" w:eastAsia="Calibri" w:hAnsi="Calibri" w:cs="Calibri"/>
+                <w:sz w:val="20"/>
+                <w:szCs w:val="18"/>
+              </w:rPr>
+            </w:r>
+            <w:r>
+              <w:rPr>
+                <w:rFonts w:ascii="Calibri" w:eastAsia="Calibri" w:hAnsi="Calibri" w:cs="Calibri"/>
+                <w:sz w:val="20"/>
+                <w:szCs w:val="18"/>
+              </w:rPr>
             </w:r>
           </w:p>
         </w:tc>
@@ -2432,7 +2333,7 @@
                 <w:sz w:val="20"/>
                 <w:szCs w:val="20"/>
               </w:rPr>
-              <w:fldChar w:fldCharType="begin"/>
+              <w:t>{{ ir.delta_t }}</w:t>
             </w:r>
             <w:r>
               <w:rPr>
@@ -2440,7 +2341,6 @@
                 <w:sz w:val="20"/>
                 <w:szCs w:val="20"/>
               </w:rPr>
-              <w:instrText xml:space="preserve">DOCVARIABLE _Fd809258780 \* MERGEFORMAT </w:instrText>
             </w:r>
             <w:r>
               <w:rPr>
@@ -2448,7 +2348,6 @@
                 <w:sz w:val="20"/>
                 <w:szCs w:val="20"/>
               </w:rPr>
-              <w:fldChar w:fldCharType="separate"/>
             </w:r>
             <w:r>
               <w:rPr>
@@ -2456,7 +2355,6 @@
                 <w:sz w:val="20"/>
                 <w:szCs w:val="20"/>
               </w:rPr>
-              <w:t xml:space="preserve">1.5 °C </w:t>
             </w:r>
             <w:r>
               <w:rPr>
@@ -2464,7 +2362,6 @@
                 <w:sz w:val="20"/>
                 <w:szCs w:val="20"/>
               </w:rPr>
-              <w:fldChar w:fldCharType="end"/>
             </w:r>
           </w:p>
         </w:tc>
@@ -2866,7 +2763,7 @@
                 <w:sz w:val="20"/>
                 <w:szCs w:val="18"/>
               </w:rPr>
-              <w:t xml:space="preserve">{{ </w:t>
+              <w:t>{{ ir.severity }}</w:t>
             </w:r>
             <w:proofErr w:type="spellStart"/>
             <w:r>
@@ -2875,7 +2772,6 @@
                 <w:sz w:val="20"/>
                 <w:szCs w:val="18"/>
               </w:rPr>
-              <w:t>ir.severity</w:t>
             </w:r>
             <w:proofErr w:type="spellEnd"/>
             <w:r>
@@ -2884,7 +2780,6 @@
                 <w:sz w:val="20"/>
                 <w:szCs w:val="18"/>
               </w:rPr>
-              <w:t xml:space="preserve"> }}</w:t>
             </w:r>
           </w:p>
         </w:tc>
@@ -5514,19 +5409,18 @@
                 <w:b/>
                 <w:i/>
               </w:rPr>
-              <w:t xml:space="preserve">Analysis: </w:t>
-            </w:r>
-            <w:r>
-              <w:rPr>
-                <w:rFonts w:ascii="Calibri" w:eastAsia="Calibri" w:hAnsi="Calibri" w:cs="Calibri"/>
-              </w:rPr>
-              <w:t xml:space="preserve"> </w:t>
-            </w:r>
-            <w:r>
-              <w:rPr>
-                <w:rFonts w:ascii="Calibri" w:eastAsia="Calibri" w:hAnsi="Calibri" w:cs="Calibri"/>
-              </w:rPr>
-              <w:t>{{ analysis }}</w:t>
+              <w:t xml:space="preserve">Analysis:  </w:t>
+            </w:r>
+            <w:r>
+              <w:rPr>
+                <w:rFonts w:ascii="Calibri" w:eastAsia="Calibri" w:hAnsi="Calibri" w:cs="Calibri"/>
+              </w:rPr>
+              <w:t>{{ banner.analysis or analysis }}</w:t>
+            </w:r>
+            <w:r>
+              <w:rPr>
+                <w:rFonts w:ascii="Calibri" w:eastAsia="Calibri" w:hAnsi="Calibri" w:cs="Calibri"/>
+              </w:rPr>
             </w:r>
           </w:p>
         </w:tc>
@@ -5560,7 +5454,7 @@
                 <w:noProof/>
                 <w:lang w:val="en-US"/>
               </w:rPr>
-              <w:t xml:space="preserve">Recommendation: </w:t>
+              <w:t xml:space="preserve">Recommendation:  </w:t>
             </w:r>
             <w:r>
               <w:rPr>
@@ -5568,7 +5462,7 @@
                 <w:noProof/>
                 <w:lang w:val="en-US"/>
               </w:rPr>
-              <w:t xml:space="preserve"> </w:t>
+              <w:t>{{ banner.recommendation or recommendation }}</w:t>
             </w:r>
             <w:r>
               <w:rPr>
@@ -5576,7 +5470,6 @@
                 <w:noProof/>
                 <w:lang w:val="en-US"/>
               </w:rPr>
-              <w:t>{{ recommendation }}</w:t>
             </w:r>
           </w:p>
         </w:tc>

--- a/templates/FULL REPORT/NORMAL IR US TEV/swg-panel.docx
+++ b/templates/FULL REPORT/NORMAL IR US TEV/swg-panel.docx
@@ -161,21 +161,7 @@
               <w:rPr>
                 <w:rFonts w:ascii="Calibri" w:eastAsia="Calibri" w:hAnsi="Calibri" w:cs="Calibri"/>
               </w:rPr>
-              <w:t xml:space="preserve">{{ </w:t>
-            </w:r>
-            <w:proofErr w:type="spellStart"/>
-            <w:r>
-              <w:rPr>
-                <w:rFonts w:ascii="Calibri" w:eastAsia="Calibri" w:hAnsi="Calibri" w:cs="Calibri"/>
-              </w:rPr>
-              <w:t>substation.name_erms</w:t>
-            </w:r>
-            <w:proofErr w:type="spellEnd"/>
-            <w:r>
-              <w:rPr>
-                <w:rFonts w:ascii="Calibri" w:eastAsia="Calibri" w:hAnsi="Calibri" w:cs="Calibri"/>
-              </w:rPr>
-              <w:t xml:space="preserve"> }}</w:t>
+              <w:t>{{ substation.name_erms }}</w:t>
             </w:r>
           </w:p>
         </w:tc>
@@ -197,21 +183,7 @@
               <w:rPr>
                 <w:rFonts w:ascii="Calibri" w:eastAsia="Calibri" w:hAnsi="Calibri" w:cs="Calibri"/>
               </w:rPr>
-              <w:t xml:space="preserve">Date: {{ </w:t>
-            </w:r>
-            <w:proofErr w:type="spellStart"/>
-            <w:r>
-              <w:rPr>
-                <w:rFonts w:ascii="Calibri" w:eastAsia="Calibri" w:hAnsi="Calibri" w:cs="Calibri"/>
-              </w:rPr>
-              <w:t>substation.date</w:t>
-            </w:r>
-            <w:proofErr w:type="spellEnd"/>
-            <w:r>
-              <w:rPr>
-                <w:rFonts w:ascii="Calibri" w:eastAsia="Calibri" w:hAnsi="Calibri" w:cs="Calibri"/>
-              </w:rPr>
-              <w:t xml:space="preserve"> }}</w:t>
+              <w:t>Date: {{ substation.date }}</w:t>
             </w:r>
           </w:p>
         </w:tc>
@@ -277,21 +249,7 @@
               <w:rPr>
                 <w:rFonts w:ascii="Calibri" w:eastAsia="Calibri" w:hAnsi="Calibri" w:cs="Calibri"/>
               </w:rPr>
-              <w:t xml:space="preserve">{{ </w:t>
-            </w:r>
-            <w:proofErr w:type="spellStart"/>
-            <w:r>
-              <w:rPr>
-                <w:rFonts w:ascii="Calibri" w:eastAsia="Calibri" w:hAnsi="Calibri" w:cs="Calibri"/>
-              </w:rPr>
-              <w:t>swg.type</w:t>
-            </w:r>
-            <w:proofErr w:type="spellEnd"/>
-            <w:r>
-              <w:rPr>
-                <w:rFonts w:ascii="Calibri" w:eastAsia="Calibri" w:hAnsi="Calibri" w:cs="Calibri"/>
-              </w:rPr>
-              <w:t xml:space="preserve"> }}</w:t>
+              <w:t>{{ swg.type }}</w:t>
             </w:r>
           </w:p>
         </w:tc>
@@ -335,21 +293,7 @@
               <w:rPr>
                 <w:rFonts w:cstheme="minorHAnsi"/>
               </w:rPr>
-              <w:t xml:space="preserve">{{ </w:t>
-            </w:r>
-            <w:proofErr w:type="spellStart"/>
-            <w:r>
-              <w:rPr>
-                <w:rFonts w:cstheme="minorHAnsi"/>
-              </w:rPr>
-              <w:t>swg.manufacturer</w:t>
-            </w:r>
-            <w:proofErr w:type="spellEnd"/>
-            <w:r>
-              <w:rPr>
-                <w:rFonts w:cstheme="minorHAnsi"/>
-              </w:rPr>
-              <w:t xml:space="preserve"> }}</w:t>
+              <w:t>{{ swg.manufacturer }}</w:t>
             </w:r>
           </w:p>
         </w:tc>
@@ -371,21 +315,7 @@
               <w:rPr>
                 <w:rFonts w:cstheme="minorHAnsi"/>
               </w:rPr>
-              <w:t xml:space="preserve">Time: {{ </w:t>
-            </w:r>
-            <w:proofErr w:type="spellStart"/>
-            <w:r>
-              <w:rPr>
-                <w:rFonts w:cstheme="minorHAnsi"/>
-              </w:rPr>
-              <w:t>substation.time</w:t>
-            </w:r>
-            <w:proofErr w:type="spellEnd"/>
-            <w:r>
-              <w:rPr>
-                <w:rFonts w:cstheme="minorHAnsi"/>
-              </w:rPr>
-              <w:t xml:space="preserve"> }}</w:t>
+              <w:t>Time: {{ substation.time }}</w:t>
             </w:r>
           </w:p>
         </w:tc>
@@ -449,21 +379,7 @@
               <w:rPr>
                 <w:rFonts w:ascii="Calibri" w:eastAsia="Calibri" w:hAnsi="Calibri" w:cs="Calibri"/>
               </w:rPr>
-              <w:t xml:space="preserve">{{ </w:t>
-            </w:r>
-            <w:proofErr w:type="spellStart"/>
-            <w:r>
-              <w:rPr>
-                <w:rFonts w:ascii="Calibri" w:eastAsia="Calibri" w:hAnsi="Calibri" w:cs="Calibri"/>
-              </w:rPr>
-              <w:t>swg.model</w:t>
-            </w:r>
-            <w:proofErr w:type="spellEnd"/>
-            <w:r>
-              <w:rPr>
-                <w:rFonts w:ascii="Calibri" w:eastAsia="Calibri" w:hAnsi="Calibri" w:cs="Calibri"/>
-              </w:rPr>
-              <w:t xml:space="preserve"> }}</w:t>
+              <w:t>{{ swg.model }}</w:t>
             </w:r>
           </w:p>
         </w:tc>
@@ -508,23 +424,7 @@
                 <w:rFonts w:cstheme="minorHAnsi"/>
                 <w:color w:val="000000"/>
               </w:rPr>
-              <w:t xml:space="preserve">{{ </w:t>
-            </w:r>
-            <w:proofErr w:type="spellStart"/>
-            <w:r>
-              <w:rPr>
-                <w:rFonts w:cstheme="minorHAnsi"/>
-                <w:color w:val="000000"/>
-              </w:rPr>
-              <w:t>swg.rating</w:t>
-            </w:r>
-            <w:proofErr w:type="spellEnd"/>
-            <w:r>
-              <w:rPr>
-                <w:rFonts w:cstheme="minorHAnsi"/>
-                <w:color w:val="000000"/>
-              </w:rPr>
-              <w:t xml:space="preserve"> }}</w:t>
+              <w:t>{{ swg.rating }}</w:t>
             </w:r>
           </w:p>
         </w:tc>
@@ -546,21 +446,7 @@
               <w:rPr>
                 <w:rFonts w:cstheme="minorHAnsi"/>
               </w:rPr>
-              <w:t xml:space="preserve">Humidity: {{ </w:t>
-            </w:r>
-            <w:proofErr w:type="spellStart"/>
-            <w:r>
-              <w:rPr>
-                <w:rFonts w:cstheme="minorHAnsi"/>
-              </w:rPr>
-              <w:t>substation.humidity</w:t>
-            </w:r>
-            <w:proofErr w:type="spellEnd"/>
-            <w:r>
-              <w:rPr>
-                <w:rFonts w:cstheme="minorHAnsi"/>
-              </w:rPr>
-              <w:t xml:space="preserve"> }}</w:t>
+              <w:t>Humidity: {{ substation.humidity }}</w:t>
             </w:r>
           </w:p>
         </w:tc>
@@ -624,21 +510,7 @@
               <w:rPr>
                 <w:rFonts w:ascii="Calibri" w:eastAsia="Calibri" w:hAnsi="Calibri" w:cs="Calibri"/>
               </w:rPr>
-              <w:t xml:space="preserve">{{ </w:t>
-            </w:r>
-            <w:proofErr w:type="spellStart"/>
-            <w:r>
-              <w:rPr>
-                <w:rFonts w:ascii="Calibri" w:eastAsia="Calibri" w:hAnsi="Calibri" w:cs="Calibri"/>
-              </w:rPr>
-              <w:t>panel.area</w:t>
-            </w:r>
-            <w:proofErr w:type="spellEnd"/>
-            <w:r>
-              <w:rPr>
-                <w:rFonts w:ascii="Calibri" w:eastAsia="Calibri" w:hAnsi="Calibri" w:cs="Calibri"/>
-              </w:rPr>
-              <w:t xml:space="preserve"> }}</w:t>
+              <w:t>{{ panel.area }}</w:t>
             </w:r>
           </w:p>
         </w:tc>
@@ -682,21 +554,7 @@
               <w:rPr>
                 <w:rFonts w:cstheme="minorHAnsi"/>
               </w:rPr>
-              <w:t xml:space="preserve">{{ </w:t>
-            </w:r>
-            <w:proofErr w:type="spellStart"/>
-            <w:r>
-              <w:rPr>
-                <w:rFonts w:cstheme="minorHAnsi"/>
-              </w:rPr>
-              <w:t>panel.linknumber</w:t>
-            </w:r>
-            <w:proofErr w:type="spellEnd"/>
-            <w:r>
-              <w:rPr>
-                <w:rFonts w:cstheme="minorHAnsi"/>
-              </w:rPr>
-              <w:t xml:space="preserve"> }}</w:t>
+              <w:t>{{ panel.linknumber }}</w:t>
             </w:r>
           </w:p>
         </w:tc>
@@ -1105,7 +963,31 @@
                 <w:kern w:val="0"/>
                 <w14:ligatures w14:val="none"/>
               </w:rPr>
-              <w:t>{{ ir.image }}</w:t>
+              <w:object w:dxaOrig="225" w:dyaOrig="225" w14:anchorId="4612448E">
+                <v:shapetype id="_x0000_t75" coordsize="21600,21600" o:spt="75" o:preferrelative="t" path="m@4@5l@4@11@9@11@9@5xe" filled="f" stroked="f">
+                  <v:stroke joinstyle="miter"/>
+                  <v:formulas>
+                    <v:f eqn="if lineDrawn pixelLineWidth 0"/>
+                    <v:f eqn="sum @0 1 0"/>
+                    <v:f eqn="sum 0 0 @1"/>
+                    <v:f eqn="prod @2 1 2"/>
+                    <v:f eqn="prod @3 21600 pixelWidth"/>
+                    <v:f eqn="prod @3 21600 pixelHeight"/>
+                    <v:f eqn="sum @0 0 1"/>
+                    <v:f eqn="prod @6 1 2"/>
+                    <v:f eqn="prod @7 21600 pixelWidth"/>
+                    <v:f eqn="sum @8 21600 0"/>
+                    <v:f eqn="prod @7 21600 pixelHeight"/>
+                    <v:f eqn="sum @10 21600 0"/>
+                  </v:formulas>
+                  <v:path o:extrusionok="f" gradientshapeok="t" o:connecttype="rect"/>
+                  <o:lock v:ext="edit" aspectratio="t"/>
+                </v:shapetype>
+                <v:shape id="_x0000_i1029" type="#_x0000_t75" style="width:237.6pt;height:147.6pt" o:ole="">
+                  <v:imagedata r:id="rId7" o:title="" croptop="1206f" cropbottom="3617f" cropleft="781f" cropright="781f"/>
+                </v:shape>
+                <w:control r:id="rId8" w:name="CIRViewer1211111131211" w:shapeid="_x0000_i1029"/>
+              </w:object>
             </w:r>
           </w:p>
         </w:tc>
@@ -1177,24 +1059,73 @@
                 <w:rFonts w:ascii="Calibri" w:eastAsia="Calibri" w:hAnsi="Calibri" w:cs="Calibri"/>
                 <w:noProof/>
               </w:rPr>
+              <mc:AlternateContent>
+                <mc:Choice Requires="wps">
+                  <w:drawing>
+                    <wp:anchor distT="0" distB="0" distL="114300" distR="114300" simplePos="0" relativeHeight="251659264" behindDoc="0" locked="0" layoutInCell="1" allowOverlap="1" wp14:anchorId="6C1DB093" wp14:editId="4A0BD669">
+                      <wp:simplePos x="0" y="0"/>
+                      <wp:positionH relativeFrom="column">
+                        <wp:posOffset>1750060</wp:posOffset>
+                      </wp:positionH>
+                      <wp:positionV relativeFrom="paragraph">
+                        <wp:posOffset>-692785</wp:posOffset>
+                      </wp:positionV>
+                      <wp:extent cx="485140" cy="344805"/>
+                      <wp:effectExtent l="0" t="0" r="10160" b="17145"/>
+                      <wp:wrapNone/>
+                      <wp:docPr id="1154606686" name="Rectangle 13"/>
+                      <wp:cNvGraphicFramePr/>
+                      <a:graphic xmlns:a="http://schemas.openxmlformats.org/drawingml/2006/main">
+                        <a:graphicData uri="http://schemas.microsoft.com/office/word/2010/wordprocessingShape">
+                          <wps:wsp>
+                            <wps:cNvSpPr/>
+                            <wps:spPr>
+                              <a:xfrm>
+                                <a:off x="0" y="0"/>
+                                <a:ext cx="485140" cy="344805"/>
+                              </a:xfrm>
+                              <a:prstGeom prst="rect">
+                                <a:avLst/>
+                              </a:prstGeom>
+                              <a:noFill/>
+                              <a:ln w="25400" cap="flat" cmpd="sng" algn="ctr">
+                                <a:solidFill>
+                                  <a:srgbClr val="FFFF00"/>
+                                </a:solidFill>
+                                <a:prstDash val="solid"/>
+                              </a:ln>
+                              <a:effectLst/>
+                            </wps:spPr>
+                            <wps:bodyPr rot="0" spcFirstLastPara="0" vertOverflow="overflow" horzOverflow="overflow" vert="horz" wrap="square" lIns="91440" tIns="45720" rIns="91440" bIns="45720" numCol="1" spcCol="0" rtlCol="0" fromWordArt="0" anchor="ctr" anchorCtr="0" forceAA="0" compatLnSpc="1">
+                              <a:prstTxWarp prst="textNoShape">
+                                <a:avLst/>
+                              </a:prstTxWarp>
+                              <a:noAutofit/>
+                            </wps:bodyPr>
+                          </wps:wsp>
+                        </a:graphicData>
+                      </a:graphic>
+                      <wp14:sizeRelH relativeFrom="margin">
+                        <wp14:pctWidth>0</wp14:pctWidth>
+                      </wp14:sizeRelH>
+                      <wp14:sizeRelV relativeFrom="margin">
+                        <wp14:pctHeight>0</wp14:pctHeight>
+                      </wp14:sizeRelV>
+                    </wp:anchor>
+                  </w:drawing>
+                </mc:Choice>
+                <mc:Fallback>
+                  <w:pict>
+                    <v:rect w14:anchorId="3A39E2C9" id="Rectangle 13" o:spid="_x0000_s1026" style="position:absolute;margin-left:137.8pt;margin-top:-54.55pt;width:38.2pt;height:27.15pt;z-index:251659264;visibility:visible;mso-wrap-style:square;mso-width-percent:0;mso-height-percent:0;mso-wrap-distance-left:9pt;mso-wrap-distance-top:0;mso-wrap-distance-right:9pt;mso-wrap-distance-bottom:0;mso-position-horizontal:absolute;mso-position-horizontal-relative:text;mso-position-vertical:absolute;mso-position-vertical-relative:text;mso-width-percent:0;mso-height-percent:0;mso-width-relative:margin;mso-height-relative:margin;v-text-anchor:middle" o:gfxdata="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" filled="f" strokecolor="yellow" strokeweight="2pt"/>
+                  </w:pict>
+                </mc:Fallback>
+              </mc:AlternateContent>
+            </w:r>
+            <w:r>
+              <w:rPr>
+                <w:rFonts w:ascii="Calibri" w:eastAsia="Calibri" w:hAnsi="Calibri" w:cs="Calibri"/>
+              </w:rPr>
               <w:t>{{ visual.image }}</w:t>
-            </w:r>
-            <w:r>
-              <w:rPr>
-                <w:rFonts w:ascii="Calibri" w:eastAsia="Calibri" w:hAnsi="Calibri" w:cs="Calibri"/>
-              </w:rPr>
-            </w:r>
-            <w:proofErr w:type="spellStart"/>
-            <w:r>
-              <w:rPr>
-                <w:rFonts w:ascii="Calibri" w:eastAsia="Calibri" w:hAnsi="Calibri" w:cs="Calibri"/>
-              </w:rPr>
-            </w:r>
-            <w:proofErr w:type="spellEnd"/>
-            <w:r>
-              <w:rPr>
-                <w:rFonts w:ascii="Calibri" w:eastAsia="Calibri" w:hAnsi="Calibri" w:cs="Calibri"/>
-              </w:rPr>
             </w:r>
           </w:p>
         </w:tc>
@@ -1513,7 +1444,7 @@
                 <w:sz w:val="20"/>
                 <w:szCs w:val="18"/>
               </w:rPr>
-              <w:t>{{ ir.sp1 }}</w:t>
+              <w:fldChar w:fldCharType="begin"/>
             </w:r>
             <w:r>
               <w:rPr>
@@ -1521,6 +1452,7 @@
                 <w:sz w:val="20"/>
                 <w:szCs w:val="18"/>
               </w:rPr>
+              <w:instrText xml:space="preserve">DOCVARIABLE _Fd1248700605 \* MERGEFORMAT </w:instrText>
             </w:r>
             <w:r>
               <w:rPr>
@@ -1528,6 +1460,7 @@
                 <w:sz w:val="20"/>
                 <w:szCs w:val="18"/>
               </w:rPr>
+              <w:fldChar w:fldCharType="separate"/>
             </w:r>
             <w:r>
               <w:rPr>
@@ -1535,6 +1468,7 @@
                 <w:sz w:val="20"/>
                 <w:szCs w:val="18"/>
               </w:rPr>
+              <w:t xml:space="preserve">46.5 °C </w:t>
             </w:r>
             <w:r>
               <w:rPr>
@@ -1542,6 +1476,7 @@
                 <w:sz w:val="20"/>
                 <w:szCs w:val="18"/>
               </w:rPr>
+              <w:fldChar w:fldCharType="end"/>
             </w:r>
           </w:p>
         </w:tc>
@@ -1702,7 +1637,7 @@
                 <w:sz w:val="20"/>
                 <w:szCs w:val="18"/>
               </w:rPr>
-              <w:t>{{ ir.sp2 }}</w:t>
+              <w:fldChar w:fldCharType="begin"/>
             </w:r>
             <w:r>
               <w:rPr>
@@ -1710,6 +1645,7 @@
                 <w:sz w:val="20"/>
                 <w:szCs w:val="18"/>
               </w:rPr>
+              <w:instrText xml:space="preserve">DOCVARIABLE _Fd1212118283 \* MERGEFORMAT </w:instrText>
             </w:r>
             <w:r>
               <w:rPr>
@@ -1717,6 +1653,7 @@
                 <w:sz w:val="20"/>
                 <w:szCs w:val="18"/>
               </w:rPr>
+              <w:fldChar w:fldCharType="separate"/>
             </w:r>
             <w:r>
               <w:rPr>
@@ -1724,6 +1661,7 @@
                 <w:sz w:val="20"/>
                 <w:szCs w:val="18"/>
               </w:rPr>
+              <w:t xml:space="preserve">45.0 °C </w:t>
             </w:r>
             <w:r>
               <w:rPr>
@@ -1731,6 +1669,7 @@
                 <w:sz w:val="20"/>
                 <w:szCs w:val="18"/>
               </w:rPr>
+              <w:fldChar w:fldCharType="end"/>
             </w:r>
           </w:p>
         </w:tc>
@@ -1803,25 +1742,7 @@
                 <w:sz w:val="20"/>
                 <w:szCs w:val="18"/>
               </w:rPr>
-              <w:t xml:space="preserve">{{ </w:t>
-            </w:r>
-            <w:proofErr w:type="spellStart"/>
-            <w:r>
-              <w:rPr>
-                <w:rFonts w:ascii="Calibri" w:eastAsia="Calibri" w:hAnsi="Calibri" w:cs="Calibri"/>
-                <w:sz w:val="20"/>
-                <w:szCs w:val="18"/>
-              </w:rPr>
-              <w:t>panel.serialnumber</w:t>
-            </w:r>
-            <w:proofErr w:type="spellEnd"/>
-            <w:r>
-              <w:rPr>
-                <w:rFonts w:ascii="Calibri" w:eastAsia="Calibri" w:hAnsi="Calibri" w:cs="Calibri"/>
-                <w:sz w:val="20"/>
-                <w:szCs w:val="18"/>
-              </w:rPr>
-              <w:t xml:space="preserve"> }}</w:t>
+              <w:t>{{ panel.serialnumber }}</w:t>
             </w:r>
           </w:p>
         </w:tc>
@@ -1913,7 +1834,7 @@
                 <w:sz w:val="20"/>
                 <w:szCs w:val="18"/>
               </w:rPr>
-              <w:t>{{ ir.ar1 or ir.reading }}</w:t>
+              <w:fldChar w:fldCharType="begin"/>
             </w:r>
             <w:r>
               <w:rPr>
@@ -1921,6 +1842,7 @@
                 <w:sz w:val="20"/>
                 <w:szCs w:val="18"/>
               </w:rPr>
+              <w:instrText xml:space="preserve">DOCVARIABLE _Fd595584509 \* MERGEFORMAT </w:instrText>
             </w:r>
             <w:r>
               <w:rPr>
@@ -1928,6 +1850,7 @@
                 <w:sz w:val="20"/>
                 <w:szCs w:val="18"/>
               </w:rPr>
+              <w:fldChar w:fldCharType="separate"/>
             </w:r>
             <w:r>
               <w:rPr>
@@ -1935,6 +1858,7 @@
                 <w:sz w:val="20"/>
                 <w:szCs w:val="18"/>
               </w:rPr>
+              <w:t xml:space="preserve">45.9 °C </w:t>
             </w:r>
             <w:r>
               <w:rPr>
@@ -1942,6 +1866,7 @@
                 <w:sz w:val="20"/>
                 <w:szCs w:val="18"/>
               </w:rPr>
+              <w:fldChar w:fldCharType="end"/>
             </w:r>
           </w:p>
         </w:tc>
@@ -2021,25 +1946,7 @@
                 <w:sz w:val="20"/>
                 <w:szCs w:val="18"/>
               </w:rPr>
-              <w:t xml:space="preserve">{{ </w:t>
-            </w:r>
-            <w:proofErr w:type="spellStart"/>
-            <w:r>
-              <w:rPr>
-                <w:rFonts w:ascii="Calibri" w:eastAsia="Calibri" w:hAnsi="Calibri" w:cs="Calibri"/>
-                <w:sz w:val="20"/>
-                <w:szCs w:val="18"/>
-              </w:rPr>
-              <w:t>panel.heateramp</w:t>
-            </w:r>
-            <w:proofErr w:type="spellEnd"/>
-            <w:r>
-              <w:rPr>
-                <w:rFonts w:ascii="Calibri" w:eastAsia="Calibri" w:hAnsi="Calibri" w:cs="Calibri"/>
-                <w:sz w:val="20"/>
-                <w:szCs w:val="18"/>
-              </w:rPr>
-              <w:t xml:space="preserve"> }}</w:t>
+              <w:t>{{ panel.heateramp }}</w:t>
             </w:r>
           </w:p>
         </w:tc>
@@ -2131,25 +2038,7 @@
                 <w:sz w:val="20"/>
                 <w:szCs w:val="20"/>
               </w:rPr>
-              <w:t xml:space="preserve">{{ </w:t>
-            </w:r>
-            <w:proofErr w:type="spellStart"/>
-            <w:r>
-              <w:rPr>
-                <w:rFonts w:ascii="Calibri" w:eastAsia="Calibri" w:hAnsi="Calibri" w:cs="Calibri"/>
-                <w:sz w:val="20"/>
-                <w:szCs w:val="20"/>
-              </w:rPr>
-              <w:t>substation.ambient</w:t>
-            </w:r>
-            <w:proofErr w:type="spellEnd"/>
-            <w:r>
-              <w:rPr>
-                <w:rFonts w:ascii="Calibri" w:eastAsia="Calibri" w:hAnsi="Calibri" w:cs="Calibri"/>
-                <w:sz w:val="20"/>
-                <w:szCs w:val="20"/>
-              </w:rPr>
-              <w:t xml:space="preserve"> }}</w:t>
+              <w:t>{{ substation.ambient }}</w:t>
             </w:r>
           </w:p>
         </w:tc>
@@ -2222,25 +2111,7 @@
                 <w:sz w:val="20"/>
                 <w:szCs w:val="18"/>
               </w:rPr>
-              <w:t xml:space="preserve">{{ </w:t>
-            </w:r>
-            <w:proofErr w:type="spellStart"/>
-            <w:r>
-              <w:rPr>
-                <w:rFonts w:ascii="Calibri" w:eastAsia="Calibri" w:hAnsi="Calibri" w:cs="Calibri"/>
-                <w:sz w:val="20"/>
-                <w:szCs w:val="18"/>
-              </w:rPr>
-              <w:t>panel.breakerstatus</w:t>
-            </w:r>
-            <w:proofErr w:type="spellEnd"/>
-            <w:r>
-              <w:rPr>
-                <w:rFonts w:ascii="Calibri" w:eastAsia="Calibri" w:hAnsi="Calibri" w:cs="Calibri"/>
-                <w:sz w:val="20"/>
-                <w:szCs w:val="18"/>
-              </w:rPr>
-              <w:t xml:space="preserve"> }}</w:t>
+              <w:t>{{ panel.breakerstatus }}</w:t>
             </w:r>
           </w:p>
         </w:tc>
@@ -2333,7 +2204,7 @@
                 <w:sz w:val="20"/>
                 <w:szCs w:val="20"/>
               </w:rPr>
-              <w:t>{{ ir.delta_t }}</w:t>
+              <w:fldChar w:fldCharType="begin"/>
             </w:r>
             <w:r>
               <w:rPr>
@@ -2341,6 +2212,7 @@
                 <w:sz w:val="20"/>
                 <w:szCs w:val="20"/>
               </w:rPr>
+              <w:instrText xml:space="preserve">DOCVARIABLE _Fd2083941930 \* MERGEFORMAT </w:instrText>
             </w:r>
             <w:r>
               <w:rPr>
@@ -2348,6 +2220,7 @@
                 <w:sz w:val="20"/>
                 <w:szCs w:val="20"/>
               </w:rPr>
+              <w:fldChar w:fldCharType="separate"/>
             </w:r>
             <w:r>
               <w:rPr>
@@ -2355,6 +2228,7 @@
                 <w:sz w:val="20"/>
                 <w:szCs w:val="20"/>
               </w:rPr>
+              <w:t xml:space="preserve">1.5 °C </w:t>
             </w:r>
             <w:r>
               <w:rPr>
@@ -2362,6 +2236,7 @@
                 <w:sz w:val="20"/>
                 <w:szCs w:val="20"/>
               </w:rPr>
+              <w:fldChar w:fldCharType="end"/>
             </w:r>
           </w:p>
         </w:tc>
@@ -2440,25 +2315,7 @@
                 <w:sz w:val="20"/>
                 <w:szCs w:val="18"/>
               </w:rPr>
-              <w:t xml:space="preserve">{{ </w:t>
-            </w:r>
-            <w:proofErr w:type="spellStart"/>
-            <w:r>
-              <w:rPr>
-                <w:rFonts w:ascii="Calibri" w:eastAsia="Calibri" w:hAnsi="Calibri" w:cs="Calibri"/>
-                <w:sz w:val="20"/>
-                <w:szCs w:val="18"/>
-              </w:rPr>
-              <w:t>panel.busbarposition</w:t>
-            </w:r>
-            <w:proofErr w:type="spellEnd"/>
-            <w:r>
-              <w:rPr>
-                <w:rFonts w:ascii="Calibri" w:eastAsia="Calibri" w:hAnsi="Calibri" w:cs="Calibri"/>
-                <w:sz w:val="20"/>
-                <w:szCs w:val="18"/>
-              </w:rPr>
-              <w:t xml:space="preserve"> }}</w:t>
+              <w:t>{{ panel.busbarposition }}</w:t>
             </w:r>
           </w:p>
         </w:tc>
@@ -2550,25 +2407,7 @@
                 <w:sz w:val="20"/>
                 <w:szCs w:val="18"/>
               </w:rPr>
-              <w:t xml:space="preserve">{{ </w:t>
-            </w:r>
-            <w:proofErr w:type="spellStart"/>
-            <w:r>
-              <w:rPr>
-                <w:rFonts w:ascii="Calibri" w:eastAsia="Calibri" w:hAnsi="Calibri" w:cs="Calibri"/>
-                <w:sz w:val="20"/>
-                <w:szCs w:val="18"/>
-              </w:rPr>
-              <w:t>panel.loadamp</w:t>
-            </w:r>
-            <w:proofErr w:type="spellEnd"/>
-            <w:r>
-              <w:rPr>
-                <w:rFonts w:ascii="Calibri" w:eastAsia="Calibri" w:hAnsi="Calibri" w:cs="Calibri"/>
-                <w:sz w:val="20"/>
-                <w:szCs w:val="18"/>
-              </w:rPr>
-              <w:t xml:space="preserve"> }}</w:t>
+              <w:t>{{ panel.loadamp }}</w:t>
             </w:r>
           </w:p>
         </w:tc>
@@ -2647,25 +2486,7 @@
                 <w:sz w:val="20"/>
                 <w:szCs w:val="18"/>
               </w:rPr>
-              <w:t xml:space="preserve">{{ </w:t>
-            </w:r>
-            <w:proofErr w:type="spellStart"/>
-            <w:r>
-              <w:rPr>
-                <w:rFonts w:ascii="Calibri" w:eastAsia="Calibri" w:hAnsi="Calibri" w:cs="Calibri"/>
-                <w:sz w:val="20"/>
-                <w:szCs w:val="18"/>
-              </w:rPr>
-              <w:t>panel.cabletype</w:t>
-            </w:r>
-            <w:proofErr w:type="spellEnd"/>
-            <w:r>
-              <w:rPr>
-                <w:rFonts w:ascii="Calibri" w:eastAsia="Calibri" w:hAnsi="Calibri" w:cs="Calibri"/>
-                <w:sz w:val="20"/>
-                <w:szCs w:val="18"/>
-              </w:rPr>
-              <w:t xml:space="preserve"> }}</w:t>
+              <w:t>{{ panel.cabletype }}</w:t>
             </w:r>
           </w:p>
         </w:tc>
@@ -2764,22 +2585,6 @@
                 <w:szCs w:val="18"/>
               </w:rPr>
               <w:t>{{ ir.severity }}</w:t>
-            </w:r>
-            <w:proofErr w:type="spellStart"/>
-            <w:r>
-              <w:rPr>
-                <w:rFonts w:ascii="Calibri" w:eastAsia="Calibri" w:hAnsi="Calibri" w:cs="Calibri"/>
-                <w:sz w:val="20"/>
-                <w:szCs w:val="18"/>
-              </w:rPr>
-            </w:r>
-            <w:proofErr w:type="spellEnd"/>
-            <w:r>
-              <w:rPr>
-                <w:rFonts w:ascii="Calibri" w:eastAsia="Calibri" w:hAnsi="Calibri" w:cs="Calibri"/>
-                <w:sz w:val="20"/>
-                <w:szCs w:val="18"/>
-              </w:rPr>
             </w:r>
           </w:p>
         </w:tc>
@@ -3372,23 +3177,7 @@
                 <w:rFonts w:ascii="Calibri" w:eastAsia="Calibri" w:hAnsi="Calibri" w:cs="Calibri"/>
                 <w:bCs/>
               </w:rPr>
-              <w:t xml:space="preserve">{{ </w:t>
-            </w:r>
-            <w:proofErr w:type="spellStart"/>
-            <w:r>
-              <w:rPr>
-                <w:rFonts w:ascii="Calibri" w:eastAsia="Calibri" w:hAnsi="Calibri" w:cs="Calibri"/>
-                <w:bCs/>
-              </w:rPr>
-              <w:t>tev.prpd</w:t>
-            </w:r>
-            <w:proofErr w:type="spellEnd"/>
-            <w:r>
-              <w:rPr>
-                <w:rFonts w:ascii="Calibri" w:eastAsia="Calibri" w:hAnsi="Calibri" w:cs="Calibri"/>
-                <w:bCs/>
-              </w:rPr>
-              <w:t xml:space="preserve"> }}</w:t>
+              <w:t>{{ tev.prpd }}</w:t>
             </w:r>
           </w:p>
         </w:tc>
@@ -3945,21 +3734,7 @@
               <w:rPr>
                 <w:rFonts w:ascii="Calibri" w:eastAsia="Calibri" w:hAnsi="Calibri" w:cs="Calibri"/>
               </w:rPr>
-              <w:t xml:space="preserve"> {{ </w:t>
-            </w:r>
-            <w:proofErr w:type="spellStart"/>
-            <w:r>
-              <w:rPr>
-                <w:rFonts w:ascii="Calibri" w:eastAsia="Calibri" w:hAnsi="Calibri" w:cs="Calibri"/>
-              </w:rPr>
-              <w:t>us.reading</w:t>
-            </w:r>
-            <w:proofErr w:type="spellEnd"/>
-            <w:r>
-              <w:rPr>
-                <w:rFonts w:ascii="Calibri" w:eastAsia="Calibri" w:hAnsi="Calibri" w:cs="Calibri"/>
-              </w:rPr>
-              <w:t xml:space="preserve"> }}dB</w:t>
+              <w:t xml:space="preserve"> {{ us.reading }}dB</w:t>
             </w:r>
           </w:p>
         </w:tc>
@@ -4195,21 +3970,7 @@
               <w:rPr>
                 <w:rFonts w:ascii="Calibri" w:eastAsia="Calibri" w:hAnsi="Calibri" w:cs="Calibri"/>
               </w:rPr>
-              <w:t xml:space="preserve"> {{ </w:t>
-            </w:r>
-            <w:proofErr w:type="spellStart"/>
-            <w:r>
-              <w:rPr>
-                <w:rFonts w:ascii="Calibri" w:eastAsia="Calibri" w:hAnsi="Calibri" w:cs="Calibri"/>
-              </w:rPr>
-              <w:t>us.char</w:t>
-            </w:r>
-            <w:proofErr w:type="spellEnd"/>
-            <w:r>
-              <w:rPr>
-                <w:rFonts w:ascii="Calibri" w:eastAsia="Calibri" w:hAnsi="Calibri" w:cs="Calibri"/>
-              </w:rPr>
-              <w:t xml:space="preserve"> }}</w:t>
+              <w:t xml:space="preserve"> {{ us.char }}</w:t>
             </w:r>
           </w:p>
         </w:tc>
@@ -4478,21 +4239,7 @@
               <w:rPr>
                 <w:rFonts w:ascii="Calibri" w:eastAsia="Calibri" w:hAnsi="Calibri" w:cs="Calibri"/>
               </w:rPr>
-              <w:t xml:space="preserve"> {{ </w:t>
-            </w:r>
-            <w:proofErr w:type="spellStart"/>
-            <w:r>
-              <w:rPr>
-                <w:rFonts w:ascii="Calibri" w:eastAsia="Calibri" w:hAnsi="Calibri" w:cs="Calibri"/>
-              </w:rPr>
-              <w:t>us.severity</w:t>
-            </w:r>
-            <w:proofErr w:type="spellEnd"/>
-            <w:r>
-              <w:rPr>
-                <w:rFonts w:ascii="Calibri" w:eastAsia="Calibri" w:hAnsi="Calibri" w:cs="Calibri"/>
-              </w:rPr>
-              <w:t xml:space="preserve"> }}</w:t>
+              <w:t xml:space="preserve"> {{ us.severity }}</w:t>
             </w:r>
           </w:p>
         </w:tc>
@@ -4568,25 +4315,7 @@
                 <w:sz w:val="20"/>
                 <w:szCs w:val="20"/>
               </w:rPr>
-              <w:t xml:space="preserve">{{ </w:t>
-            </w:r>
-            <w:proofErr w:type="spellStart"/>
-            <w:r>
-              <w:rPr>
-                <w:rFonts w:ascii="Calibri" w:eastAsia="Calibri" w:hAnsi="Calibri" w:cs="Calibri"/>
-                <w:sz w:val="20"/>
-                <w:szCs w:val="20"/>
-              </w:rPr>
-              <w:t>tev.reading</w:t>
-            </w:r>
-            <w:proofErr w:type="spellEnd"/>
-            <w:r>
-              <w:rPr>
-                <w:rFonts w:ascii="Calibri" w:eastAsia="Calibri" w:hAnsi="Calibri" w:cs="Calibri"/>
-                <w:sz w:val="20"/>
-                <w:szCs w:val="20"/>
-              </w:rPr>
-              <w:t xml:space="preserve"> }}dB</w:t>
+              <w:t>{{ tev.reading }}dB</w:t>
             </w:r>
           </w:p>
         </w:tc>
@@ -4618,25 +4347,7 @@
                 <w:sz w:val="20"/>
                 <w:szCs w:val="20"/>
               </w:rPr>
-              <w:t xml:space="preserve">{{ </w:t>
-            </w:r>
-            <w:proofErr w:type="spellStart"/>
-            <w:r>
-              <w:rPr>
-                <w:rFonts w:ascii="Calibri" w:eastAsia="Calibri" w:hAnsi="Calibri" w:cs="Calibri"/>
-                <w:sz w:val="20"/>
-                <w:szCs w:val="20"/>
-              </w:rPr>
-              <w:t>tev.ppc</w:t>
-            </w:r>
-            <w:proofErr w:type="spellEnd"/>
-            <w:r>
-              <w:rPr>
-                <w:rFonts w:ascii="Calibri" w:eastAsia="Calibri" w:hAnsi="Calibri" w:cs="Calibri"/>
-                <w:sz w:val="20"/>
-                <w:szCs w:val="20"/>
-              </w:rPr>
-              <w:t xml:space="preserve"> }}</w:t>
+              <w:t>{{ tev.ppc }}</w:t>
             </w:r>
           </w:p>
         </w:tc>
@@ -4668,25 +4379,7 @@
                 <w:sz w:val="20"/>
                 <w:szCs w:val="20"/>
               </w:rPr>
-              <w:t xml:space="preserve">{{ </w:t>
-            </w:r>
-            <w:proofErr w:type="spellStart"/>
-            <w:r>
-              <w:rPr>
-                <w:rFonts w:ascii="Calibri" w:eastAsia="Calibri" w:hAnsi="Calibri" w:cs="Calibri"/>
-                <w:sz w:val="20"/>
-                <w:szCs w:val="20"/>
-              </w:rPr>
-              <w:t>tev.severity</w:t>
-            </w:r>
-            <w:proofErr w:type="spellEnd"/>
-            <w:r>
-              <w:rPr>
-                <w:rFonts w:ascii="Calibri" w:eastAsia="Calibri" w:hAnsi="Calibri" w:cs="Calibri"/>
-                <w:sz w:val="20"/>
-                <w:szCs w:val="20"/>
-              </w:rPr>
-              <w:t xml:space="preserve"> }}</w:t>
+              <w:t>{{ tev.severity }}</w:t>
             </w:r>
           </w:p>
         </w:tc>
@@ -5409,18 +5102,19 @@
                 <w:b/>
                 <w:i/>
               </w:rPr>
-              <w:t xml:space="preserve">Analysis:  </w:t>
-            </w:r>
-            <w:r>
-              <w:rPr>
-                <w:rFonts w:ascii="Calibri" w:eastAsia="Calibri" w:hAnsi="Calibri" w:cs="Calibri"/>
-              </w:rPr>
-              <w:t>{{ banner.analysis or analysis }}</w:t>
-            </w:r>
-            <w:r>
-              <w:rPr>
-                <w:rFonts w:ascii="Calibri" w:eastAsia="Calibri" w:hAnsi="Calibri" w:cs="Calibri"/>
-              </w:rPr>
+              <w:t xml:space="preserve">Analysis: </w:t>
+            </w:r>
+            <w:r>
+              <w:rPr>
+                <w:rFonts w:ascii="Calibri" w:eastAsia="Calibri" w:hAnsi="Calibri" w:cs="Calibri"/>
+              </w:rPr>
+              <w:t xml:space="preserve"> </w:t>
+            </w:r>
+            <w:r>
+              <w:rPr>
+                <w:rFonts w:ascii="Calibri" w:eastAsia="Calibri" w:hAnsi="Calibri" w:cs="Calibri"/>
+              </w:rPr>
+              <w:t>{{ analysis }}</w:t>
             </w:r>
           </w:p>
         </w:tc>
@@ -5454,7 +5148,7 @@
                 <w:noProof/>
                 <w:lang w:val="en-US"/>
               </w:rPr>
-              <w:t xml:space="preserve">Recommendation:  </w:t>
+              <w:t xml:space="preserve">Recommendation: </w:t>
             </w:r>
             <w:r>
               <w:rPr>
@@ -5462,7 +5156,7 @@
                 <w:noProof/>
                 <w:lang w:val="en-US"/>
               </w:rPr>
-              <w:t>{{ banner.recommendation or recommendation }}</w:t>
+              <w:t xml:space="preserve"> </w:t>
             </w:r>
             <w:r>
               <w:rPr>
@@ -5470,6 +5164,7 @@
                 <w:noProof/>
                 <w:lang w:val="en-US"/>
               </w:rPr>
+              <w:t>{{ recommendation }}</w:t>
             </w:r>
           </w:p>
         </w:tc>

--- a/templates/FULL REPORT/NORMAL IR US TEV/swg-panel.docx
+++ b/templates/FULL REPORT/NORMAL IR US TEV/swg-panel.docx
@@ -161,7 +161,21 @@
               <w:rPr>
                 <w:rFonts w:ascii="Calibri" w:eastAsia="Calibri" w:hAnsi="Calibri" w:cs="Calibri"/>
               </w:rPr>
-              <w:t>{{ substation.name_erms }}</w:t>
+              <w:t xml:space="preserve">{{ </w:t>
+            </w:r>
+            <w:proofErr w:type="spellStart"/>
+            <w:r>
+              <w:rPr>
+                <w:rFonts w:ascii="Calibri" w:eastAsia="Calibri" w:hAnsi="Calibri" w:cs="Calibri"/>
+              </w:rPr>
+              <w:t>substation.name_erms</w:t>
+            </w:r>
+            <w:proofErr w:type="spellEnd"/>
+            <w:r>
+              <w:rPr>
+                <w:rFonts w:ascii="Calibri" w:eastAsia="Calibri" w:hAnsi="Calibri" w:cs="Calibri"/>
+              </w:rPr>
+              <w:t xml:space="preserve"> }}</w:t>
             </w:r>
           </w:p>
         </w:tc>
@@ -183,7 +197,21 @@
               <w:rPr>
                 <w:rFonts w:ascii="Calibri" w:eastAsia="Calibri" w:hAnsi="Calibri" w:cs="Calibri"/>
               </w:rPr>
-              <w:t>Date: {{ substation.date }}</w:t>
+              <w:t xml:space="preserve">Date: {{ </w:t>
+            </w:r>
+            <w:proofErr w:type="spellStart"/>
+            <w:r>
+              <w:rPr>
+                <w:rFonts w:ascii="Calibri" w:eastAsia="Calibri" w:hAnsi="Calibri" w:cs="Calibri"/>
+              </w:rPr>
+              <w:t>substation.date</w:t>
+            </w:r>
+            <w:proofErr w:type="spellEnd"/>
+            <w:r>
+              <w:rPr>
+                <w:rFonts w:ascii="Calibri" w:eastAsia="Calibri" w:hAnsi="Calibri" w:cs="Calibri"/>
+              </w:rPr>
+              <w:t xml:space="preserve"> }}</w:t>
             </w:r>
           </w:p>
         </w:tc>
@@ -249,7 +277,21 @@
               <w:rPr>
                 <w:rFonts w:ascii="Calibri" w:eastAsia="Calibri" w:hAnsi="Calibri" w:cs="Calibri"/>
               </w:rPr>
-              <w:t>{{ swg.type }}</w:t>
+              <w:t xml:space="preserve">{{ </w:t>
+            </w:r>
+            <w:proofErr w:type="spellStart"/>
+            <w:r>
+              <w:rPr>
+                <w:rFonts w:ascii="Calibri" w:eastAsia="Calibri" w:hAnsi="Calibri" w:cs="Calibri"/>
+              </w:rPr>
+              <w:t>swg.type</w:t>
+            </w:r>
+            <w:proofErr w:type="spellEnd"/>
+            <w:r>
+              <w:rPr>
+                <w:rFonts w:ascii="Calibri" w:eastAsia="Calibri" w:hAnsi="Calibri" w:cs="Calibri"/>
+              </w:rPr>
+              <w:t xml:space="preserve"> }}</w:t>
             </w:r>
           </w:p>
         </w:tc>
@@ -293,7 +335,21 @@
               <w:rPr>
                 <w:rFonts w:cstheme="minorHAnsi"/>
               </w:rPr>
-              <w:t>{{ swg.manufacturer }}</w:t>
+              <w:t xml:space="preserve">{{ </w:t>
+            </w:r>
+            <w:proofErr w:type="spellStart"/>
+            <w:r>
+              <w:rPr>
+                <w:rFonts w:cstheme="minorHAnsi"/>
+              </w:rPr>
+              <w:t>swg.manufacturer</w:t>
+            </w:r>
+            <w:proofErr w:type="spellEnd"/>
+            <w:r>
+              <w:rPr>
+                <w:rFonts w:cstheme="minorHAnsi"/>
+              </w:rPr>
+              <w:t xml:space="preserve"> }}</w:t>
             </w:r>
           </w:p>
         </w:tc>
@@ -315,7 +371,21 @@
               <w:rPr>
                 <w:rFonts w:cstheme="minorHAnsi"/>
               </w:rPr>
-              <w:t>Time: {{ substation.time }}</w:t>
+              <w:t xml:space="preserve">Time: {{ </w:t>
+            </w:r>
+            <w:proofErr w:type="spellStart"/>
+            <w:r>
+              <w:rPr>
+                <w:rFonts w:cstheme="minorHAnsi"/>
+              </w:rPr>
+              <w:t>substation.time</w:t>
+            </w:r>
+            <w:proofErr w:type="spellEnd"/>
+            <w:r>
+              <w:rPr>
+                <w:rFonts w:cstheme="minorHAnsi"/>
+              </w:rPr>
+              <w:t xml:space="preserve"> }}</w:t>
             </w:r>
           </w:p>
         </w:tc>
@@ -379,7 +449,21 @@
               <w:rPr>
                 <w:rFonts w:ascii="Calibri" w:eastAsia="Calibri" w:hAnsi="Calibri" w:cs="Calibri"/>
               </w:rPr>
-              <w:t>{{ swg.model }}</w:t>
+              <w:t xml:space="preserve">{{ </w:t>
+            </w:r>
+            <w:proofErr w:type="spellStart"/>
+            <w:r>
+              <w:rPr>
+                <w:rFonts w:ascii="Calibri" w:eastAsia="Calibri" w:hAnsi="Calibri" w:cs="Calibri"/>
+              </w:rPr>
+              <w:t>swg.model</w:t>
+            </w:r>
+            <w:proofErr w:type="spellEnd"/>
+            <w:r>
+              <w:rPr>
+                <w:rFonts w:ascii="Calibri" w:eastAsia="Calibri" w:hAnsi="Calibri" w:cs="Calibri"/>
+              </w:rPr>
+              <w:t xml:space="preserve"> }}</w:t>
             </w:r>
           </w:p>
         </w:tc>
@@ -424,7 +508,23 @@
                 <w:rFonts w:cstheme="minorHAnsi"/>
                 <w:color w:val="000000"/>
               </w:rPr>
-              <w:t>{{ swg.rating }}</w:t>
+              <w:t xml:space="preserve">{{ </w:t>
+            </w:r>
+            <w:proofErr w:type="spellStart"/>
+            <w:r>
+              <w:rPr>
+                <w:rFonts w:cstheme="minorHAnsi"/>
+                <w:color w:val="000000"/>
+              </w:rPr>
+              <w:t>swg.rating</w:t>
+            </w:r>
+            <w:proofErr w:type="spellEnd"/>
+            <w:r>
+              <w:rPr>
+                <w:rFonts w:cstheme="minorHAnsi"/>
+                <w:color w:val="000000"/>
+              </w:rPr>
+              <w:t xml:space="preserve"> }}</w:t>
             </w:r>
           </w:p>
         </w:tc>
@@ -446,7 +546,21 @@
               <w:rPr>
                 <w:rFonts w:cstheme="minorHAnsi"/>
               </w:rPr>
-              <w:t>Humidity: {{ substation.humidity }}</w:t>
+              <w:t xml:space="preserve">Humidity: {{ </w:t>
+            </w:r>
+            <w:proofErr w:type="spellStart"/>
+            <w:r>
+              <w:rPr>
+                <w:rFonts w:cstheme="minorHAnsi"/>
+              </w:rPr>
+              <w:t>substation.humidity</w:t>
+            </w:r>
+            <w:proofErr w:type="spellEnd"/>
+            <w:r>
+              <w:rPr>
+                <w:rFonts w:cstheme="minorHAnsi"/>
+              </w:rPr>
+              <w:t xml:space="preserve"> }}</w:t>
             </w:r>
           </w:p>
         </w:tc>
@@ -510,7 +624,21 @@
               <w:rPr>
                 <w:rFonts w:ascii="Calibri" w:eastAsia="Calibri" w:hAnsi="Calibri" w:cs="Calibri"/>
               </w:rPr>
-              <w:t>{{ panel.area }}</w:t>
+              <w:t xml:space="preserve">{{ </w:t>
+            </w:r>
+            <w:proofErr w:type="spellStart"/>
+            <w:r>
+              <w:rPr>
+                <w:rFonts w:ascii="Calibri" w:eastAsia="Calibri" w:hAnsi="Calibri" w:cs="Calibri"/>
+              </w:rPr>
+              <w:t>panel.area</w:t>
+            </w:r>
+            <w:proofErr w:type="spellEnd"/>
+            <w:r>
+              <w:rPr>
+                <w:rFonts w:ascii="Calibri" w:eastAsia="Calibri" w:hAnsi="Calibri" w:cs="Calibri"/>
+              </w:rPr>
+              <w:t xml:space="preserve"> }}</w:t>
             </w:r>
           </w:p>
         </w:tc>
@@ -554,7 +682,21 @@
               <w:rPr>
                 <w:rFonts w:cstheme="minorHAnsi"/>
               </w:rPr>
-              <w:t>{{ panel.linknumber }}</w:t>
+              <w:t xml:space="preserve">{{ </w:t>
+            </w:r>
+            <w:proofErr w:type="spellStart"/>
+            <w:r>
+              <w:rPr>
+                <w:rFonts w:cstheme="minorHAnsi"/>
+              </w:rPr>
+              <w:t>panel.linknumber</w:t>
+            </w:r>
+            <w:proofErr w:type="spellEnd"/>
+            <w:r>
+              <w:rPr>
+                <w:rFonts w:cstheme="minorHAnsi"/>
+              </w:rPr>
+              <w:t xml:space="preserve"> }}</w:t>
             </w:r>
           </w:p>
         </w:tc>
@@ -983,10 +1125,10 @@
                   <v:path o:extrusionok="f" gradientshapeok="t" o:connecttype="rect"/>
                   <o:lock v:ext="edit" aspectratio="t"/>
                 </v:shapetype>
-                <v:shape id="_x0000_i1029" type="#_x0000_t75" style="width:237.6pt;height:147.6pt" o:ole="">
+                <v:shape id="_x0000_i1032" type="#_x0000_t75" style="width:237.55pt;height:148.05pt" o:ole="">
                   <v:imagedata r:id="rId7" o:title="" croptop="1206f" cropbottom="3617f" cropleft="781f" cropright="781f"/>
                 </v:shape>
-                <w:control r:id="rId8" w:name="CIRViewer1211111131211" w:shapeid="_x0000_i1029"/>
+                <w:control r:id="rId8" w:name="CIRViewer1211111131211" w:shapeid="_x0000_i1032"/>
               </w:object>
             </w:r>
           </w:p>
@@ -1057,75 +1199,22 @@
             <w:r>
               <w:rPr>
                 <w:rFonts w:ascii="Calibri" w:eastAsia="Calibri" w:hAnsi="Calibri" w:cs="Calibri"/>
-                <w:noProof/>
-              </w:rPr>
-              <mc:AlternateContent>
-                <mc:Choice Requires="wps">
-                  <w:drawing>
-                    <wp:anchor distT="0" distB="0" distL="114300" distR="114300" simplePos="0" relativeHeight="251659264" behindDoc="0" locked="0" layoutInCell="1" allowOverlap="1" wp14:anchorId="6C1DB093" wp14:editId="4A0BD669">
-                      <wp:simplePos x="0" y="0"/>
-                      <wp:positionH relativeFrom="column">
-                        <wp:posOffset>1750060</wp:posOffset>
-                      </wp:positionH>
-                      <wp:positionV relativeFrom="paragraph">
-                        <wp:posOffset>-692785</wp:posOffset>
-                      </wp:positionV>
-                      <wp:extent cx="485140" cy="344805"/>
-                      <wp:effectExtent l="0" t="0" r="10160" b="17145"/>
-                      <wp:wrapNone/>
-                      <wp:docPr id="1154606686" name="Rectangle 13"/>
-                      <wp:cNvGraphicFramePr/>
-                      <a:graphic xmlns:a="http://schemas.openxmlformats.org/drawingml/2006/main">
-                        <a:graphicData uri="http://schemas.microsoft.com/office/word/2010/wordprocessingShape">
-                          <wps:wsp>
-                            <wps:cNvSpPr/>
-                            <wps:spPr>
-                              <a:xfrm>
-                                <a:off x="0" y="0"/>
-                                <a:ext cx="485140" cy="344805"/>
-                              </a:xfrm>
-                              <a:prstGeom prst="rect">
-                                <a:avLst/>
-                              </a:prstGeom>
-                              <a:noFill/>
-                              <a:ln w="25400" cap="flat" cmpd="sng" algn="ctr">
-                                <a:solidFill>
-                                  <a:srgbClr val="FFFF00"/>
-                                </a:solidFill>
-                                <a:prstDash val="solid"/>
-                              </a:ln>
-                              <a:effectLst/>
-                            </wps:spPr>
-                            <wps:bodyPr rot="0" spcFirstLastPara="0" vertOverflow="overflow" horzOverflow="overflow" vert="horz" wrap="square" lIns="91440" tIns="45720" rIns="91440" bIns="45720" numCol="1" spcCol="0" rtlCol="0" fromWordArt="0" anchor="ctr" anchorCtr="0" forceAA="0" compatLnSpc="1">
-                              <a:prstTxWarp prst="textNoShape">
-                                <a:avLst/>
-                              </a:prstTxWarp>
-                              <a:noAutofit/>
-                            </wps:bodyPr>
-                          </wps:wsp>
-                        </a:graphicData>
-                      </a:graphic>
-                      <wp14:sizeRelH relativeFrom="margin">
-                        <wp14:pctWidth>0</wp14:pctWidth>
-                      </wp14:sizeRelH>
-                      <wp14:sizeRelV relativeFrom="margin">
-                        <wp14:pctHeight>0</wp14:pctHeight>
-                      </wp14:sizeRelV>
-                    </wp:anchor>
-                  </w:drawing>
-                </mc:Choice>
-                <mc:Fallback>
-                  <w:pict>
-                    <v:rect w14:anchorId="3A39E2C9" id="Rectangle 13" o:spid="_x0000_s1026" style="position:absolute;margin-left:137.8pt;margin-top:-54.55pt;width:38.2pt;height:27.15pt;z-index:251659264;visibility:visible;mso-wrap-style:square;mso-width-percent:0;mso-height-percent:0;mso-wrap-distance-left:9pt;mso-wrap-distance-top:0;mso-wrap-distance-right:9pt;mso-wrap-distance-bottom:0;mso-position-horizontal:absolute;mso-position-horizontal-relative:text;mso-position-vertical:absolute;mso-position-vertical-relative:text;mso-width-percent:0;mso-height-percent:0;mso-width-relative:margin;mso-height-relative:margin;v-text-anchor:middle" o:gfxdata="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" filled="f" strokecolor="yellow" strokeweight="2pt"/>
-                  </w:pict>
-                </mc:Fallback>
-              </mc:AlternateContent>
-            </w:r>
-            <w:r>
-              <w:rPr>
-                <w:rFonts w:ascii="Calibri" w:eastAsia="Calibri" w:hAnsi="Calibri" w:cs="Calibri"/>
-              </w:rPr>
-              <w:t>{{ visual.image }}</w:t>
+              </w:rPr>
+              <w:t xml:space="preserve">{{ </w:t>
+            </w:r>
+            <w:proofErr w:type="spellStart"/>
+            <w:r>
+              <w:rPr>
+                <w:rFonts w:ascii="Calibri" w:eastAsia="Calibri" w:hAnsi="Calibri" w:cs="Calibri"/>
+              </w:rPr>
+              <w:t>visual.image</w:t>
+            </w:r>
+            <w:proofErr w:type="spellEnd"/>
+            <w:r>
+              <w:rPr>
+                <w:rFonts w:ascii="Calibri" w:eastAsia="Calibri" w:hAnsi="Calibri" w:cs="Calibri"/>
+              </w:rPr>
+              <w:t xml:space="preserve"> }}</w:t>
             </w:r>
           </w:p>
         </w:tc>
@@ -1452,7 +1541,7 @@
                 <w:sz w:val="20"/>
                 <w:szCs w:val="18"/>
               </w:rPr>
-              <w:instrText xml:space="preserve">DOCVARIABLE _Fd1248700605 \* MERGEFORMAT </w:instrText>
+              <w:instrText xml:space="preserve">DOCVARIABLE _Fd1967887225 \* MERGEFORMAT </w:instrText>
             </w:r>
             <w:r>
               <w:rPr>
@@ -1468,7 +1557,7 @@
                 <w:sz w:val="20"/>
                 <w:szCs w:val="18"/>
               </w:rPr>
-              <w:t xml:space="preserve">46.5 °C </w:t>
+              <w:t xml:space="preserve">46.1 °C </w:t>
             </w:r>
             <w:r>
               <w:rPr>
@@ -1645,7 +1734,7 @@
                 <w:sz w:val="20"/>
                 <w:szCs w:val="18"/>
               </w:rPr>
-              <w:instrText xml:space="preserve">DOCVARIABLE _Fd1212118283 \* MERGEFORMAT </w:instrText>
+              <w:instrText xml:space="preserve">DOCVARIABLE _Fd81475520 \* MERGEFORMAT </w:instrText>
             </w:r>
             <w:r>
               <w:rPr>
@@ -1661,7 +1750,7 @@
                 <w:sz w:val="20"/>
                 <w:szCs w:val="18"/>
               </w:rPr>
-              <w:t xml:space="preserve">45.0 °C </w:t>
+              <w:t xml:space="preserve">45.4 °C </w:t>
             </w:r>
             <w:r>
               <w:rPr>
@@ -1742,7 +1831,25 @@
                 <w:sz w:val="20"/>
                 <w:szCs w:val="18"/>
               </w:rPr>
-              <w:t>{{ panel.serialnumber }}</w:t>
+              <w:t xml:space="preserve">{{ </w:t>
+            </w:r>
+            <w:proofErr w:type="spellStart"/>
+            <w:r>
+              <w:rPr>
+                <w:rFonts w:ascii="Calibri" w:eastAsia="Calibri" w:hAnsi="Calibri" w:cs="Calibri"/>
+                <w:sz w:val="20"/>
+                <w:szCs w:val="18"/>
+              </w:rPr>
+              <w:t>panel.serialnumber</w:t>
+            </w:r>
+            <w:proofErr w:type="spellEnd"/>
+            <w:r>
+              <w:rPr>
+                <w:rFonts w:ascii="Calibri" w:eastAsia="Calibri" w:hAnsi="Calibri" w:cs="Calibri"/>
+                <w:sz w:val="20"/>
+                <w:szCs w:val="18"/>
+              </w:rPr>
+              <w:t xml:space="preserve"> }}</w:t>
             </w:r>
           </w:p>
         </w:tc>
@@ -1842,7 +1949,7 @@
                 <w:sz w:val="20"/>
                 <w:szCs w:val="18"/>
               </w:rPr>
-              <w:instrText xml:space="preserve">DOCVARIABLE _Fd595584509 \* MERGEFORMAT </w:instrText>
+              <w:instrText xml:space="preserve">DOCVARIABLE _Fd1922861825 \* MERGEFORMAT </w:instrText>
             </w:r>
             <w:r>
               <w:rPr>
@@ -1858,7 +1965,7 @@
                 <w:sz w:val="20"/>
                 <w:szCs w:val="18"/>
               </w:rPr>
-              <w:t xml:space="preserve">45.9 °C </w:t>
+              <w:t xml:space="preserve">- </w:t>
             </w:r>
             <w:r>
               <w:rPr>
@@ -1946,7 +2053,25 @@
                 <w:sz w:val="20"/>
                 <w:szCs w:val="18"/>
               </w:rPr>
-              <w:t>{{ panel.heateramp }}</w:t>
+              <w:t xml:space="preserve">{{ </w:t>
+            </w:r>
+            <w:proofErr w:type="spellStart"/>
+            <w:r>
+              <w:rPr>
+                <w:rFonts w:ascii="Calibri" w:eastAsia="Calibri" w:hAnsi="Calibri" w:cs="Calibri"/>
+                <w:sz w:val="20"/>
+                <w:szCs w:val="18"/>
+              </w:rPr>
+              <w:t>panel.heateramp</w:t>
+            </w:r>
+            <w:proofErr w:type="spellEnd"/>
+            <w:r>
+              <w:rPr>
+                <w:rFonts w:ascii="Calibri" w:eastAsia="Calibri" w:hAnsi="Calibri" w:cs="Calibri"/>
+                <w:sz w:val="20"/>
+                <w:szCs w:val="18"/>
+              </w:rPr>
+              <w:t xml:space="preserve"> }}</w:t>
             </w:r>
           </w:p>
         </w:tc>
@@ -2038,7 +2163,25 @@
                 <w:sz w:val="20"/>
                 <w:szCs w:val="20"/>
               </w:rPr>
-              <w:t>{{ substation.ambient }}</w:t>
+              <w:t xml:space="preserve">{{ </w:t>
+            </w:r>
+            <w:proofErr w:type="spellStart"/>
+            <w:r>
+              <w:rPr>
+                <w:rFonts w:ascii="Calibri" w:eastAsia="Calibri" w:hAnsi="Calibri" w:cs="Calibri"/>
+                <w:sz w:val="20"/>
+                <w:szCs w:val="20"/>
+              </w:rPr>
+              <w:t>substation.ambient</w:t>
+            </w:r>
+            <w:proofErr w:type="spellEnd"/>
+            <w:r>
+              <w:rPr>
+                <w:rFonts w:ascii="Calibri" w:eastAsia="Calibri" w:hAnsi="Calibri" w:cs="Calibri"/>
+                <w:sz w:val="20"/>
+                <w:szCs w:val="20"/>
+              </w:rPr>
+              <w:t xml:space="preserve"> }}</w:t>
             </w:r>
           </w:p>
         </w:tc>
@@ -2111,7 +2254,25 @@
                 <w:sz w:val="20"/>
                 <w:szCs w:val="18"/>
               </w:rPr>
-              <w:t>{{ panel.breakerstatus }}</w:t>
+              <w:t xml:space="preserve">{{ </w:t>
+            </w:r>
+            <w:proofErr w:type="spellStart"/>
+            <w:r>
+              <w:rPr>
+                <w:rFonts w:ascii="Calibri" w:eastAsia="Calibri" w:hAnsi="Calibri" w:cs="Calibri"/>
+                <w:sz w:val="20"/>
+                <w:szCs w:val="18"/>
+              </w:rPr>
+              <w:t>panel.breakerstatus</w:t>
+            </w:r>
+            <w:proofErr w:type="spellEnd"/>
+            <w:r>
+              <w:rPr>
+                <w:rFonts w:ascii="Calibri" w:eastAsia="Calibri" w:hAnsi="Calibri" w:cs="Calibri"/>
+                <w:sz w:val="20"/>
+                <w:szCs w:val="18"/>
+              </w:rPr>
+              <w:t xml:space="preserve"> }}</w:t>
             </w:r>
           </w:p>
         </w:tc>
@@ -2212,7 +2373,7 @@
                 <w:sz w:val="20"/>
                 <w:szCs w:val="20"/>
               </w:rPr>
-              <w:instrText xml:space="preserve">DOCVARIABLE _Fd2083941930 \* MERGEFORMAT </w:instrText>
+              <w:instrText xml:space="preserve">DOCVARIABLE _Fd97091050 \* MERGEFORMAT </w:instrText>
             </w:r>
             <w:r>
               <w:rPr>
@@ -2228,7 +2389,7 @@
                 <w:sz w:val="20"/>
                 <w:szCs w:val="20"/>
               </w:rPr>
-              <w:t xml:space="preserve">1.5 °C </w:t>
+              <w:t xml:space="preserve">0.7 °C </w:t>
             </w:r>
             <w:r>
               <w:rPr>
@@ -2315,7 +2476,25 @@
                 <w:sz w:val="20"/>
                 <w:szCs w:val="18"/>
               </w:rPr>
-              <w:t>{{ panel.busbarposition }}</w:t>
+              <w:t xml:space="preserve">{{ </w:t>
+            </w:r>
+            <w:proofErr w:type="spellStart"/>
+            <w:r>
+              <w:rPr>
+                <w:rFonts w:ascii="Calibri" w:eastAsia="Calibri" w:hAnsi="Calibri" w:cs="Calibri"/>
+                <w:sz w:val="20"/>
+                <w:szCs w:val="18"/>
+              </w:rPr>
+              <w:t>panel.busbarposition</w:t>
+            </w:r>
+            <w:proofErr w:type="spellEnd"/>
+            <w:r>
+              <w:rPr>
+                <w:rFonts w:ascii="Calibri" w:eastAsia="Calibri" w:hAnsi="Calibri" w:cs="Calibri"/>
+                <w:sz w:val="20"/>
+                <w:szCs w:val="18"/>
+              </w:rPr>
+              <w:t xml:space="preserve"> }}</w:t>
             </w:r>
           </w:p>
         </w:tc>
@@ -2407,7 +2586,25 @@
                 <w:sz w:val="20"/>
                 <w:szCs w:val="18"/>
               </w:rPr>
-              <w:t>{{ panel.loadamp }}</w:t>
+              <w:t xml:space="preserve">{{ </w:t>
+            </w:r>
+            <w:proofErr w:type="spellStart"/>
+            <w:r>
+              <w:rPr>
+                <w:rFonts w:ascii="Calibri" w:eastAsia="Calibri" w:hAnsi="Calibri" w:cs="Calibri"/>
+                <w:sz w:val="20"/>
+                <w:szCs w:val="18"/>
+              </w:rPr>
+              <w:t>panel.loadamp</w:t>
+            </w:r>
+            <w:proofErr w:type="spellEnd"/>
+            <w:r>
+              <w:rPr>
+                <w:rFonts w:ascii="Calibri" w:eastAsia="Calibri" w:hAnsi="Calibri" w:cs="Calibri"/>
+                <w:sz w:val="20"/>
+                <w:szCs w:val="18"/>
+              </w:rPr>
+              <w:t xml:space="preserve"> }}</w:t>
             </w:r>
           </w:p>
         </w:tc>
@@ -2486,7 +2683,25 @@
                 <w:sz w:val="20"/>
                 <w:szCs w:val="18"/>
               </w:rPr>
-              <w:t>{{ panel.cabletype }}</w:t>
+              <w:t xml:space="preserve">{{ </w:t>
+            </w:r>
+            <w:proofErr w:type="spellStart"/>
+            <w:r>
+              <w:rPr>
+                <w:rFonts w:ascii="Calibri" w:eastAsia="Calibri" w:hAnsi="Calibri" w:cs="Calibri"/>
+                <w:sz w:val="20"/>
+                <w:szCs w:val="18"/>
+              </w:rPr>
+              <w:t>panel.cabletype</w:t>
+            </w:r>
+            <w:proofErr w:type="spellEnd"/>
+            <w:r>
+              <w:rPr>
+                <w:rFonts w:ascii="Calibri" w:eastAsia="Calibri" w:hAnsi="Calibri" w:cs="Calibri"/>
+                <w:sz w:val="20"/>
+                <w:szCs w:val="18"/>
+              </w:rPr>
+              <w:t xml:space="preserve"> }}</w:t>
             </w:r>
           </w:p>
         </w:tc>
@@ -2584,7 +2799,25 @@
                 <w:sz w:val="20"/>
                 <w:szCs w:val="18"/>
               </w:rPr>
-              <w:t>{{ ir.severity }}</w:t>
+              <w:t xml:space="preserve">{{ </w:t>
+            </w:r>
+            <w:proofErr w:type="spellStart"/>
+            <w:r>
+              <w:rPr>
+                <w:rFonts w:ascii="Calibri" w:eastAsia="Calibri" w:hAnsi="Calibri" w:cs="Calibri"/>
+                <w:sz w:val="20"/>
+                <w:szCs w:val="18"/>
+              </w:rPr>
+              <w:t>ir.severity</w:t>
+            </w:r>
+            <w:proofErr w:type="spellEnd"/>
+            <w:r>
+              <w:rPr>
+                <w:rFonts w:ascii="Calibri" w:eastAsia="Calibri" w:hAnsi="Calibri" w:cs="Calibri"/>
+                <w:sz w:val="20"/>
+                <w:szCs w:val="18"/>
+              </w:rPr>
+              <w:t xml:space="preserve"> }}</w:t>
             </w:r>
           </w:p>
         </w:tc>
@@ -3177,7 +3410,23 @@
                 <w:rFonts w:ascii="Calibri" w:eastAsia="Calibri" w:hAnsi="Calibri" w:cs="Calibri"/>
                 <w:bCs/>
               </w:rPr>
-              <w:t>{{ tev.prpd }}</w:t>
+              <w:t xml:space="preserve">{{ </w:t>
+            </w:r>
+            <w:proofErr w:type="spellStart"/>
+            <w:r>
+              <w:rPr>
+                <w:rFonts w:ascii="Calibri" w:eastAsia="Calibri" w:hAnsi="Calibri" w:cs="Calibri"/>
+                <w:bCs/>
+              </w:rPr>
+              <w:t>tev.prpd</w:t>
+            </w:r>
+            <w:proofErr w:type="spellEnd"/>
+            <w:r>
+              <w:rPr>
+                <w:rFonts w:ascii="Calibri" w:eastAsia="Calibri" w:hAnsi="Calibri" w:cs="Calibri"/>
+                <w:bCs/>
+              </w:rPr>
+              <w:t xml:space="preserve"> }}</w:t>
             </w:r>
           </w:p>
         </w:tc>
@@ -3734,7 +3983,21 @@
               <w:rPr>
                 <w:rFonts w:ascii="Calibri" w:eastAsia="Calibri" w:hAnsi="Calibri" w:cs="Calibri"/>
               </w:rPr>
-              <w:t xml:space="preserve"> {{ us.reading }}dB</w:t>
+              <w:t xml:space="preserve"> {{ </w:t>
+            </w:r>
+            <w:proofErr w:type="spellStart"/>
+            <w:r>
+              <w:rPr>
+                <w:rFonts w:ascii="Calibri" w:eastAsia="Calibri" w:hAnsi="Calibri" w:cs="Calibri"/>
+              </w:rPr>
+              <w:t>us.reading</w:t>
+            </w:r>
+            <w:proofErr w:type="spellEnd"/>
+            <w:r>
+              <w:rPr>
+                <w:rFonts w:ascii="Calibri" w:eastAsia="Calibri" w:hAnsi="Calibri" w:cs="Calibri"/>
+              </w:rPr>
+              <w:t xml:space="preserve"> }}dB</w:t>
             </w:r>
           </w:p>
         </w:tc>
@@ -3970,7 +4233,21 @@
               <w:rPr>
                 <w:rFonts w:ascii="Calibri" w:eastAsia="Calibri" w:hAnsi="Calibri" w:cs="Calibri"/>
               </w:rPr>
-              <w:t xml:space="preserve"> {{ us.char }}</w:t>
+              <w:t xml:space="preserve"> {{ </w:t>
+            </w:r>
+            <w:proofErr w:type="spellStart"/>
+            <w:r>
+              <w:rPr>
+                <w:rFonts w:ascii="Calibri" w:eastAsia="Calibri" w:hAnsi="Calibri" w:cs="Calibri"/>
+              </w:rPr>
+              <w:t>us.char</w:t>
+            </w:r>
+            <w:proofErr w:type="spellEnd"/>
+            <w:r>
+              <w:rPr>
+                <w:rFonts w:ascii="Calibri" w:eastAsia="Calibri" w:hAnsi="Calibri" w:cs="Calibri"/>
+              </w:rPr>
+              <w:t xml:space="preserve"> }}</w:t>
             </w:r>
           </w:p>
         </w:tc>
@@ -4239,7 +4516,21 @@
               <w:rPr>
                 <w:rFonts w:ascii="Calibri" w:eastAsia="Calibri" w:hAnsi="Calibri" w:cs="Calibri"/>
               </w:rPr>
-              <w:t xml:space="preserve"> {{ us.severity }}</w:t>
+              <w:t xml:space="preserve"> {{ </w:t>
+            </w:r>
+            <w:proofErr w:type="spellStart"/>
+            <w:r>
+              <w:rPr>
+                <w:rFonts w:ascii="Calibri" w:eastAsia="Calibri" w:hAnsi="Calibri" w:cs="Calibri"/>
+              </w:rPr>
+              <w:t>us.severity</w:t>
+            </w:r>
+            <w:proofErr w:type="spellEnd"/>
+            <w:r>
+              <w:rPr>
+                <w:rFonts w:ascii="Calibri" w:eastAsia="Calibri" w:hAnsi="Calibri" w:cs="Calibri"/>
+              </w:rPr>
+              <w:t xml:space="preserve"> }}</w:t>
             </w:r>
           </w:p>
         </w:tc>
@@ -4315,7 +4606,25 @@
                 <w:sz w:val="20"/>
                 <w:szCs w:val="20"/>
               </w:rPr>
-              <w:t>{{ tev.reading }}dB</w:t>
+              <w:t xml:space="preserve">{{ </w:t>
+            </w:r>
+            <w:proofErr w:type="spellStart"/>
+            <w:r>
+              <w:rPr>
+                <w:rFonts w:ascii="Calibri" w:eastAsia="Calibri" w:hAnsi="Calibri" w:cs="Calibri"/>
+                <w:sz w:val="20"/>
+                <w:szCs w:val="20"/>
+              </w:rPr>
+              <w:t>tev.reading</w:t>
+            </w:r>
+            <w:proofErr w:type="spellEnd"/>
+            <w:r>
+              <w:rPr>
+                <w:rFonts w:ascii="Calibri" w:eastAsia="Calibri" w:hAnsi="Calibri" w:cs="Calibri"/>
+                <w:sz w:val="20"/>
+                <w:szCs w:val="20"/>
+              </w:rPr>
+              <w:t xml:space="preserve"> }}dB</w:t>
             </w:r>
           </w:p>
         </w:tc>
@@ -4347,7 +4656,25 @@
                 <w:sz w:val="20"/>
                 <w:szCs w:val="20"/>
               </w:rPr>
-              <w:t>{{ tev.ppc }}</w:t>
+              <w:t xml:space="preserve">{{ </w:t>
+            </w:r>
+            <w:proofErr w:type="spellStart"/>
+            <w:r>
+              <w:rPr>
+                <w:rFonts w:ascii="Calibri" w:eastAsia="Calibri" w:hAnsi="Calibri" w:cs="Calibri"/>
+                <w:sz w:val="20"/>
+                <w:szCs w:val="20"/>
+              </w:rPr>
+              <w:t>tev.ppc</w:t>
+            </w:r>
+            <w:proofErr w:type="spellEnd"/>
+            <w:r>
+              <w:rPr>
+                <w:rFonts w:ascii="Calibri" w:eastAsia="Calibri" w:hAnsi="Calibri" w:cs="Calibri"/>
+                <w:sz w:val="20"/>
+                <w:szCs w:val="20"/>
+              </w:rPr>
+              <w:t xml:space="preserve"> }}</w:t>
             </w:r>
           </w:p>
         </w:tc>
@@ -4379,7 +4706,25 @@
                 <w:sz w:val="20"/>
                 <w:szCs w:val="20"/>
               </w:rPr>
-              <w:t>{{ tev.severity }}</w:t>
+              <w:t xml:space="preserve">{{ </w:t>
+            </w:r>
+            <w:proofErr w:type="spellStart"/>
+            <w:r>
+              <w:rPr>
+                <w:rFonts w:ascii="Calibri" w:eastAsia="Calibri" w:hAnsi="Calibri" w:cs="Calibri"/>
+                <w:sz w:val="20"/>
+                <w:szCs w:val="20"/>
+              </w:rPr>
+              <w:t>tev.severity</w:t>
+            </w:r>
+            <w:proofErr w:type="spellEnd"/>
+            <w:r>
+              <w:rPr>
+                <w:rFonts w:ascii="Calibri" w:eastAsia="Calibri" w:hAnsi="Calibri" w:cs="Calibri"/>
+                <w:sz w:val="20"/>
+                <w:szCs w:val="20"/>
+              </w:rPr>
+              <w:t xml:space="preserve"> }}</w:t>
             </w:r>
           </w:p>
         </w:tc>
